--- a/guess-what/unit-4-my-day/lesson-plans.docx
+++ b/guess-what/unit-4-my-day/lesson-plans.docx
@@ -165,7 +165,7 @@
                 <w:i w:val="0"/>
                 <w:sz w:val="20"/>
               </w:rPr>
-              <w:t>get up, get dressed, have breakfast, clean my teeth, go to school, have lunch, go home, have dinner, have a shower, go to bed</w:t>
+              <w:t>get up, get dressed, have breakfast, brush your teeth, go to school, have lunch, go home, have dinner, take a shower, go to bed</w:t>
             </w:r>
           </w:p>
         </w:tc>
@@ -489,7 +489,7 @@
                 <w:i w:val="0"/>
                 <w:sz w:val="20"/>
               </w:rPr>
-              <w:t>Maths — What's the time around the world?</w:t>
+              <w:t>Math — What's the time around the world?</w:t>
             </w:r>
           </w:p>
         </w:tc>
@@ -1031,7 +1031,7 @@
                 <w:i w:val="0"/>
                 <w:sz w:val="21"/>
               </w:rPr>
-              <w:t>clean my teeth / brush my teeth</w:t>
+              <w:t>brush your teeth</w:t>
             </w:r>
           </w:p>
         </w:tc>
@@ -1056,7 +1056,7 @@
                 <w:i w:val="0"/>
                 <w:sz w:val="21"/>
               </w:rPr>
-              <w:t>tishimni tozalamoq</w:t>
+              <w:t>tishni tozalamoq</w:t>
             </w:r>
           </w:p>
         </w:tc>
@@ -1541,7 +1541,7 @@
                 <w:i w:val="0"/>
                 <w:sz w:val="21"/>
               </w:rPr>
-              <w:t>have a shower / take a shower</w:t>
+              <w:t>take a shower</w:t>
             </w:r>
           </w:p>
         </w:tc>
@@ -2508,7 +2508,7 @@
                 <w:i w:val="0"/>
                 <w:sz w:val="20"/>
               </w:rPr>
-              <w:t xml:space="preserve">  (by the end of the lesson pupils can…)</w:t>
+              <w:t xml:space="preserve">  (by the end of the lesson students can…)</w:t>
             </w:r>
           </w:p>
         </w:tc>
@@ -2597,7 +2597,7 @@
                 <w:i w:val="0"/>
                 <w:sz w:val="20"/>
               </w:rPr>
-              <w:t>• get up, get dressed, have breakfast, clean my teeth, go to school, have lunch, go home, have dinner, have a shower, go to bed</w:t>
+              <w:t>• get up, get dressed, have breakfast, brush your teeth, go to school, have lunch, go home, have dinner, take a shower, go to bed</w:t>
             </w:r>
           </w:p>
         </w:tc>
@@ -3068,7 +3068,7 @@
                 <w:i w:val="0"/>
                 <w:sz w:val="19"/>
               </w:rPr>
-              <w:t>: pupils stand and mime waking up, getting dressed, brushing teeth — you say the phrase and the class repeats and acts.</w:t>
+              <w:t>: students stand and mime waking up, getting dressed, brushing teeth — you say the phrase and the class repeats and acts.</w:t>
             </w:r>
           </w:p>
         </w:tc>
@@ -3388,7 +3388,7 @@
                 <w:i w:val="0"/>
                 <w:sz w:val="19"/>
               </w:rPr>
-              <w:t xml:space="preserve"> in pairs: one pupil mimes a routine, the other says 'You get up!' Swap.</w:t>
+              <w:t xml:space="preserve"> in pairs: one student mimes a routine, the other says 'You get up!' Swap.</w:t>
             </w:r>
           </w:p>
         </w:tc>
@@ -3493,7 +3493,7 @@
                 <w:i w:val="0"/>
                 <w:sz w:val="19"/>
               </w:rPr>
-              <w:t>Teacher says a routine; pupils do the action without speaking. Homework.</w:t>
+              <w:t>Teacher says a routine; students do the action without speaking. Homework.</w:t>
             </w:r>
           </w:p>
         </w:tc>
@@ -3573,7 +3573,7 @@
           <w:i w:val="0"/>
           <w:sz w:val="22"/>
         </w:rPr>
-        <w:t xml:space="preserve"> Point to cards at random for 5 pupils; note those who need review.</w:t>
+        <w:t xml:space="preserve"> Point to cards at random for 5 students; note those who need review.</w:t>
       </w:r>
     </w:p>
     <w:tbl>
@@ -3636,7 +3636,7 @@
                 <w:i w:val="0"/>
                 <w:sz w:val="22"/>
               </w:rPr>
-              <w:t>'clean my teeth' (Britaniya) = 'brush my teeth' (AQSh) — ikkalasi ham to'g'ri.</w:t>
+              <w:t>'brush your teeth' — tishni cho'tka bilan tozalamoq ('clean' emas, 'brush'). Gapda: I brush my teeth. 'take a shower' — dush qabul qilmoq.</w:t>
             </w:r>
           </w:p>
           <w:p>
@@ -3772,7 +3772,7 @@
                 <w:i w:val="0"/>
                 <w:sz w:val="20"/>
               </w:rPr>
-              <w:t xml:space="preserve">  (by the end of the lesson pupils can…)</w:t>
+              <w:t xml:space="preserve">  (by the end of the lesson students can…)</w:t>
             </w:r>
           </w:p>
         </w:tc>
@@ -3949,7 +3949,7 @@
                 <w:i w:val="0"/>
                 <w:sz w:val="20"/>
               </w:rPr>
-              <w:t>• Clock faces (drawn by pupils)</w:t>
+              <w:t>• Clock faces (drawn by students)</w:t>
             </w:r>
           </w:p>
         </w:tc>
@@ -4326,7 +4326,7 @@
                 <w:i w:val="0"/>
                 <w:sz w:val="19"/>
               </w:rPr>
-              <w:t>: use your arms as clock hands: 'It's three o'clock!' Pupils copy.</w:t>
+              <w:t>: use your arms as clock hands: 'It's three o'clock!' Students copy.</w:t>
             </w:r>
           </w:p>
         </w:tc>
@@ -4751,7 +4751,7 @@
                 <w:i w:val="0"/>
                 <w:sz w:val="19"/>
               </w:rPr>
-              <w:t>Race: teacher says a time, pupils hold up the right clock drawn on mini-whiteboards.</w:t>
+              <w:t>Race: teacher says a time, students hold up the right clock drawn on mini-whiteboards.</w:t>
             </w:r>
           </w:p>
         </w:tc>
@@ -4879,7 +4879,7 @@
                 <w:i w:val="0"/>
                 <w:sz w:val="22"/>
               </w:rPr>
-              <w:t>O'zbekcha 'soat yetti yarim' = 7:30 = inglizcha 'half past seven'. So'zma-so'z o'xshash, shuning uchun pupillar tez o'zlashtiradi.</w:t>
+              <w:t>O'zbekcha 'soat yetti yarim' = 7:30 = inglizcha 'half past seven'. So'zma-so'z o'xshash, shuning uchun o'quvchilar tez o'zlashtiradi.</w:t>
             </w:r>
           </w:p>
           <w:p>
@@ -5030,7 +5030,7 @@
                 <w:i w:val="0"/>
                 <w:sz w:val="20"/>
               </w:rPr>
-              <w:t xml:space="preserve">  (by the end of the lesson pupils can…)</w:t>
+              <w:t xml:space="preserve">  (by the end of the lesson students can…)</w:t>
             </w:r>
           </w:p>
         </w:tc>
@@ -5470,7 +5470,7 @@
                 <w:i w:val="0"/>
                 <w:sz w:val="19"/>
               </w:rPr>
-              <w:t>Ask three pupils 'What time do you get up?' and write the answers on the board.</w:t>
+              <w:t>Ask three students 'What time do you get up?' and write the answers on the board.</w:t>
             </w:r>
           </w:p>
         </w:tc>
@@ -5584,7 +5584,7 @@
                 <w:i w:val="0"/>
                 <w:sz w:val="19"/>
               </w:rPr>
-              <w:t>: pupils stand and look for classmates who get up at the same time.</w:t>
+              <w:t>: students stand and look for classmates who get up at the same time.</w:t>
             </w:r>
           </w:p>
         </w:tc>
@@ -5687,7 +5687,7 @@
                 <w:i w:val="0"/>
                 <w:sz w:val="19"/>
               </w:rPr>
-              <w:t>Model the dialogue with a pupil: 'I get up at seven.' — 'So do I.' — 'I get up at half past six.' — 'I don't. I get up at seven.' Write it on the board and mark So do I = the same / I don't = different.</w:t>
+              <w:t>Model the dialogue with a student: 'I get up at seven.' — 'So do I.' — 'I get up at half past six.' — 'I don't. I get up at seven.' Write it on the board and mark So do I = the same / I don't = different.</w:t>
             </w:r>
           </w:p>
         </w:tc>
@@ -5904,7 +5904,7 @@
                 <w:i w:val="0"/>
                 <w:sz w:val="19"/>
               </w:rPr>
-              <w:t>: pupils ask three classmates two questions and respond with So do I / I don't, then report: 'Aziz and I get up at seven.'</w:t>
+              <w:t>: students ask three classmates two questions and respond with So do I / I don't, then report: 'Aziz and I get up at seven.'</w:t>
             </w:r>
           </w:p>
         </w:tc>
@@ -6009,7 +6009,7 @@
                 <w:i w:val="0"/>
                 <w:sz w:val="19"/>
               </w:rPr>
-              <w:t>Whole-class chain: 'I get up at … ' — next pupil 'So do I.' / 'I don't. I …'. Homework.</w:t>
+              <w:t>Whole-class chain: 'I get up at … ' — next student 'So do I.' / 'I don't. I …'. Homework.</w:t>
             </w:r>
           </w:p>
         </w:tc>
@@ -6066,7 +6066,7 @@
           <w:i w:val="0"/>
           <w:sz w:val="22"/>
         </w:rPr>
-        <w:t xml:space="preserve"> Activity Book grammar page; ask a family member two questions and write the answers.</w:t>
+        <w:t xml:space="preserve"> Workbook grammar page; ask a family member two questions and write the answers.</w:t>
       </w:r>
     </w:p>
     <w:p>
@@ -6288,7 +6288,7 @@
                 <w:i w:val="0"/>
                 <w:sz w:val="20"/>
               </w:rPr>
-              <w:t xml:space="preserve">  (by the end of the lesson pupils can…)</w:t>
+              <w:t xml:space="preserve">  (by the end of the lesson students can…)</w:t>
             </w:r>
           </w:p>
         </w:tc>
@@ -6830,7 +6830,7 @@
                 <w:i w:val="0"/>
                 <w:sz w:val="19"/>
               </w:rPr>
-              <w:t xml:space="preserve"> Show picture cards (fruit, sweets, sport, computer); pupils show thumbs up or down.</w:t>
+              <w:t xml:space="preserve"> Show picture cards (fruit, sweets, sport, computer); students show thumbs up or down.</w:t>
             </w:r>
           </w:p>
         </w:tc>
@@ -6933,7 +6933,7 @@
                 <w:i w:val="0"/>
                 <w:sz w:val="19"/>
               </w:rPr>
-              <w:t>Pre-reading: predict from the pictures and title. Read aloud once; pupils underline the times they hear. Check words: healthy, sleep, exercise.</w:t>
+              <w:t>Pre-reading: predict from the pictures and title. Read aloud once; students underline the times they hear. Check words: healthy, sleep, exercise.</w:t>
             </w:r>
           </w:p>
         </w:tc>
@@ -7141,7 +7141,7 @@
                 <w:i w:val="0"/>
                 <w:sz w:val="19"/>
               </w:rPr>
-              <w:t>Writing: using the frame in Worksheet B exercise F, pupils write four sentences about their day. Volunteers read aloud.</w:t>
+              <w:t>Writing: using the frame in Worksheet B exercise F, students write four sentences about their day. Volunteers read aloud.</w:t>
             </w:r>
           </w:p>
         </w:tc>
@@ -7246,7 +7246,7 @@
                 <w:i w:val="0"/>
                 <w:sz w:val="19"/>
               </w:rPr>
-              <w:t>Pupils swap texts and tick 'healthy' things; class discusses what makes a healthy day. Homework.</w:t>
+              <w:t>Students swap texts and check 'healthy' things; class discusses what makes a healthy day. Homework.</w:t>
             </w:r>
           </w:p>
         </w:tc>
@@ -7303,7 +7303,7 @@
           <w:i w:val="0"/>
           <w:sz w:val="22"/>
         </w:rPr>
-        <w:t xml:space="preserve"> Finish the writing; add one healthy idea ('I play football.').</w:t>
+        <w:t xml:space="preserve"> Finish the writing; add one healthy idea ('I play soccer.').</w:t>
       </w:r>
     </w:p>
     <w:p>
@@ -7510,7 +7510,7 @@
                 <w:i w:val="0"/>
                 <w:sz w:val="20"/>
               </w:rPr>
-              <w:t xml:space="preserve">  (by the end of the lesson pupils can…)</w:t>
+              <w:t xml:space="preserve">  (by the end of the lesson students can…)</w:t>
             </w:r>
           </w:p>
         </w:tc>
@@ -8076,7 +8076,7 @@
                 <w:i w:val="0"/>
                 <w:sz w:val="19"/>
               </w:rPr>
-              <w:t>: call a time; pupils do that many jumps (seven o'clock = seven jumps).</w:t>
+              <w:t>: call a time; students do that many jumps (seven o'clock = seven jumps).</w:t>
             </w:r>
           </w:p>
         </w:tc>
@@ -8284,7 +8284,7 @@
                 <w:i w:val="0"/>
                 <w:sz w:val="19"/>
               </w:rPr>
-              <w:t>Talk time: model 'Excuse me, what time is it?'; practise in pairs using the cardboard clocks. Say it!: listen, repeat, then find more oo / ue / ew words.</w:t>
+              <w:t>Talk time: model 'Excuse me, what time is it?'; practice in pairs using the cardboard clocks. Say it!: listen, repeat, then find more oo / ue / ew words.</w:t>
             </w:r>
           </w:p>
         </w:tc>
@@ -8387,7 +8387,7 @@
                 <w:i w:val="0"/>
                 <w:sz w:val="19"/>
               </w:rPr>
-              <w:t>What time is it, Mr Wolf?</w:t>
+              <w:t>What time is it, Mr. Wolf?</w:t>
             </w:r>
             <w:r>
               <w:rPr>
@@ -8558,7 +8558,7 @@
           <w:i w:val="0"/>
           <w:sz w:val="22"/>
         </w:rPr>
-        <w:t xml:space="preserve"> Activity Book story page; do exercise with a family member.</w:t>
+        <w:t xml:space="preserve"> Workbook story page; do exercise with a family member.</w:t>
       </w:r>
     </w:p>
     <w:p>
@@ -8729,7 +8729,7 @@
                 <w:i w:val="0"/>
                 <w:sz w:val="20"/>
               </w:rPr>
-              <w:t>CLIL Maths — What's the time around the world?</w:t>
+              <w:t>CLIL Math — What's the time around the world?</w:t>
             </w:r>
           </w:p>
         </w:tc>
@@ -8765,7 +8765,7 @@
                 <w:i w:val="0"/>
                 <w:sz w:val="20"/>
               </w:rPr>
-              <w:t xml:space="preserve">  (by the end of the lesson pupils can…)</w:t>
+              <w:t xml:space="preserve">  (by the end of the lesson students can…)</w:t>
             </w:r>
           </w:p>
         </w:tc>
@@ -9319,7 +9319,7 @@
                 <w:i w:val="0"/>
                 <w:sz w:val="19"/>
               </w:rPr>
-              <w:t>: 'It's twelve o'clock in Tashkent. What time is it in Moscow?' — pupils guess.</w:t>
+              <w:t>: 'It's twelve o'clock in Tashkent. What time is it in Moscow?' — students guess.</w:t>
             </w:r>
           </w:p>
         </w:tc>
@@ -9527,7 +9527,7 @@
                 <w:i w:val="0"/>
                 <w:sz w:val="19"/>
               </w:rPr>
-              <w:t>Student's Book CLIL activities (time-zone map and questions). Pupils complete a small table: City | Time when it is 12:00 in Tashkent.</w:t>
+              <w:t>Student's Book CLIL activities (time-zone map and questions). Students complete a small table: City | Time when it is 12:00 in Tashkent.</w:t>
             </w:r>
           </w:p>
         </w:tc>
@@ -9887,7 +9887,7 @@
                 <w:i w:val="0"/>
                 <w:sz w:val="22"/>
               </w:rPr>
-              <w:t>Support: provide ready-made clock faces. Extension: pupils calculate the time in a fifth city.</w:t>
+              <w:t>Support: provide ready-made clock faces. Extension: students calculate the time in a fifth city.</w:t>
             </w:r>
           </w:p>
         </w:tc>
@@ -9911,7 +9911,7 @@
           <w:color w:val="1B6CA8"/>
           <w:sz w:val="28"/>
         </w:rPr>
-        <w:t>Lesson 7: Unit 4 revision and quiz</w:t>
+        <w:t>Lesson 7: Unit 4 review and quiz</w:t>
       </w:r>
     </w:p>
     <w:tbl>
@@ -9972,7 +9972,7 @@
                 <w:i w:val="0"/>
                 <w:sz w:val="20"/>
               </w:rPr>
-              <w:t>Revision of Unit 4; quick quiz</w:t>
+              <w:t>Review of Unit 4; quick quiz</w:t>
             </w:r>
           </w:p>
         </w:tc>
@@ -10008,7 +10008,7 @@
                 <w:i w:val="0"/>
                 <w:sz w:val="20"/>
               </w:rPr>
-              <w:t xml:space="preserve">  (by the end of the lesson pupils can…)</w:t>
+              <w:t xml:space="preserve">  (by the end of the lesson students can…)</w:t>
             </w:r>
           </w:p>
         </w:tc>
@@ -11109,7 +11109,7 @@
                 <w:i w:val="0"/>
                 <w:sz w:val="22"/>
               </w:rPr>
-              <w:t>Weak pupils: read instructions aloud. Extension: write a timetable for a perfect Saturday.</w:t>
+              <w:t>Weak students: read instructions aloud. Extension: write a schedule for a perfect Saturday.</w:t>
             </w:r>
           </w:p>
         </w:tc>
@@ -11230,7 +11230,7 @@
                 <w:i w:val="0"/>
                 <w:sz w:val="20"/>
               </w:rPr>
-              <w:t xml:space="preserve">  (by the end of the lesson pupils can…)</w:t>
+              <w:t xml:space="preserve">  (by the end of the lesson students can…)</w:t>
             </w:r>
           </w:p>
         </w:tc>
@@ -11267,7 +11267,7 @@
                 <w:i w:val="0"/>
                 <w:sz w:val="20"/>
               </w:rPr>
-              <w:t>• show confidence with days, have got questions, routines and time</w:t>
+              <w:t>• show confidence with days, do / does questions, routines and time</w:t>
             </w:r>
           </w:p>
         </w:tc>
@@ -11383,7 +11383,7 @@
                 <w:i w:val="0"/>
                 <w:sz w:val="20"/>
               </w:rPr>
-              <w:t>• Activity Book review pages</w:t>
+              <w:t>• Workbook review pages</w:t>
             </w:r>
             <w:r>
               <w:br/>
@@ -11980,7 +11980,7 @@
                 <w:i w:val="0"/>
                 <w:sz w:val="19"/>
               </w:rPr>
-              <w:t>Pupils do the Review activities in pairs (listening / word puzzles / speaking). Monitor and note errors.</w:t>
+              <w:t>Students do the Review activities in pairs (listening / word puzzles / speaking). Monitor and note errors.</w:t>
             </w:r>
           </w:p>
         </w:tc>
@@ -12188,7 +12188,7 @@
                 <w:i w:val="0"/>
                 <w:sz w:val="19"/>
               </w:rPr>
-              <w:t>Pupils write one thing they can do well and one thing to practise. Homework.</w:t>
+              <w:t>Students write one thing they can do well and one thing to practice. Homework.</w:t>
             </w:r>
           </w:p>
         </w:tc>
@@ -12245,7 +12245,7 @@
           <w:i w:val="0"/>
           <w:sz w:val="22"/>
         </w:rPr>
-        <w:t xml:space="preserve"> Activity Book review pages.</w:t>
+        <w:t xml:space="preserve"> Workbook review pages.</w:t>
       </w:r>
     </w:p>
     <w:p>
@@ -12268,7 +12268,7 @@
           <w:i w:val="0"/>
           <w:sz w:val="22"/>
         </w:rPr>
-        <w:t xml:space="preserve"> Observation checklist: days, have got, routines, times.</w:t>
+        <w:t xml:space="preserve"> Observation checklist: days, do / does questions, routines, times.</w:t>
       </w:r>
     </w:p>
     <w:tbl>
@@ -12331,7 +12331,7 @@
                 <w:i w:val="0"/>
                 <w:sz w:val="22"/>
               </w:rPr>
-              <w:t>Support: pair weaker pupils with stronger ones. Extension: pupils write their own review questions.</w:t>
+              <w:t>Support: pair weaker students with stronger ones. Extension: students write their own review questions.</w:t>
             </w:r>
           </w:p>
         </w:tc>
